--- a/reports/3_Architecture_DocMindX_AI_HI.docx
+++ b/reports/3_Architecture_DocMindX_AI_HI.docx
@@ -55,7 +55,7 @@
       <w:tr>
         <w:tc>
           <w:tcPr>
-            <w:tcW w:type="dxa" w:w="2160"/>
+            <w:tcW w:type="dxa" w:w="2016"/>
             <w:shd w:fill="F1F5F9"/>
           </w:tcPr>
           <w:p>
@@ -67,7 +67,7 @@
                 <w:rFonts w:ascii="Segoe UI" w:hAnsi="Segoe UI"/>
                 <w:b/>
                 <w:color w:val="0A2540"/>
-                <w:sz w:val="18"/>
+                <w:sz w:val="17"/>
               </w:rPr>
               <w:t>प्रोजेक्ट</w:t>
             </w:r>
@@ -75,7 +75,7 @@
         </w:tc>
         <w:tc>
           <w:tcPr>
-            <w:tcW w:type="dxa" w:w="2592"/>
+            <w:tcW w:type="dxa" w:w="3168"/>
             <w:shd w:fill="F8FAFC"/>
           </w:tcPr>
           <w:p>
@@ -86,15 +86,15 @@
               <w:rPr>
                 <w:rFonts w:ascii="Segoe UI" w:hAnsi="Segoe UI"/>
                 <w:color w:val="1E293B"/>
-                <w:sz w:val="18"/>
+                <w:sz w:val="17"/>
               </w:rPr>
-              <w:t>DocMindX AI v2.0</w:t>
+              <w:t>DocMindX AI v2.0 (क्लिनिकल इंटेलिजेंस)</w:t>
             </w:r>
           </w:p>
         </w:tc>
         <w:tc>
           <w:tcPr>
-            <w:tcW w:type="dxa" w:w="2160"/>
+            <w:tcW w:type="dxa" w:w="1872"/>
             <w:shd w:fill="F1F5F9"/>
           </w:tcPr>
           <w:p>
@@ -106,15 +106,15 @@
                 <w:rFonts w:ascii="Segoe UI" w:hAnsi="Segoe UI"/>
                 <w:b/>
                 <w:color w:val="0A2540"/>
-                <w:sz w:val="18"/>
+                <w:sz w:val="17"/>
               </w:rPr>
-              <w:t>लेखक / आर्किटेक्ट</w:t>
+              <w:t>स्थिति</w:t>
             </w:r>
           </w:p>
         </w:tc>
         <w:tc>
           <w:tcPr>
-            <w:tcW w:type="dxa" w:w="2448"/>
+            <w:tcW w:type="dxa" w:w="2304"/>
             <w:shd w:fill="F8FAFC"/>
           </w:tcPr>
           <w:p>
@@ -125,9 +125,9 @@
               <w:rPr>
                 <w:rFonts w:ascii="Segoe UI" w:hAnsi="Segoe UI"/>
                 <w:color w:val="1E293B"/>
-                <w:sz w:val="18"/>
+                <w:sz w:val="17"/>
               </w:rPr>
-              <w:t>Daksh Vasani</w:t>
+              <w:t>प्रोडक्शन सत्यापित (97.58% सटीकता)</w:t>
             </w:r>
           </w:p>
         </w:tc>
@@ -135,7 +135,7 @@
       <w:tr>
         <w:tc>
           <w:tcPr>
-            <w:tcW w:type="dxa" w:w="2160"/>
+            <w:tcW w:type="dxa" w:w="2016"/>
             <w:shd w:fill="F1F5F9"/>
           </w:tcPr>
           <w:p>
@@ -147,15 +147,15 @@
                 <w:rFonts w:ascii="Segoe UI" w:hAnsi="Segoe UI"/>
                 <w:b/>
                 <w:color w:val="0A2540"/>
-                <w:sz w:val="18"/>
+                <w:sz w:val="17"/>
               </w:rPr>
-              <w:t>ट्रैक</w:t>
+              <w:t>विद्यार्थी / शोधकर्ता</w:t>
             </w:r>
           </w:p>
         </w:tc>
         <w:tc>
           <w:tcPr>
-            <w:tcW w:type="dxa" w:w="2592"/>
+            <w:tcW w:type="dxa" w:w="3168"/>
             <w:shd w:fill="F8FAFC"/>
           </w:tcPr>
           <w:p>
@@ -166,15 +166,17 @@
               <w:rPr>
                 <w:rFonts w:ascii="Segoe UI" w:hAnsi="Segoe UI"/>
                 <w:color w:val="1E293B"/>
-                <w:sz w:val="18"/>
+                <w:sz w:val="17"/>
               </w:rPr>
-              <w:t>स्मार्ट हेल्थ एवं सप्लाई चेन</w:t>
+              <w:t>1. आकाश शाह   2. आलोक राणा</w:t>
+              <w:br/>
+              <w:t>3. वासणी दक्ष विठ्ठलभाई</w:t>
             </w:r>
           </w:p>
         </w:tc>
         <w:tc>
           <w:tcPr>
-            <w:tcW w:type="dxa" w:w="2160"/>
+            <w:tcW w:type="dxa" w:w="1872"/>
             <w:shd w:fill="F1F5F9"/>
           </w:tcPr>
           <w:p>
@@ -186,15 +188,15 @@
                 <w:rFonts w:ascii="Segoe UI" w:hAnsi="Segoe UI"/>
                 <w:b/>
                 <w:color w:val="0A2540"/>
-                <w:sz w:val="18"/>
+                <w:sz w:val="17"/>
               </w:rPr>
-              <w:t>स्थिति</w:t>
+              <w:t>संस्थान / विभाग</w:t>
             </w:r>
           </w:p>
         </w:tc>
         <w:tc>
           <w:tcPr>
-            <w:tcW w:type="dxa" w:w="2448"/>
+            <w:tcW w:type="dxa" w:w="2304"/>
             <w:shd w:fill="F8FAFC"/>
           </w:tcPr>
           <w:p>
@@ -205,9 +207,89 @@
               <w:rPr>
                 <w:rFonts w:ascii="Segoe UI" w:hAnsi="Segoe UI"/>
                 <w:color w:val="1E293B"/>
-                <w:sz w:val="18"/>
+                <w:sz w:val="17"/>
               </w:rPr>
-              <w:t>प्रोडक्शन रेडी / सत्यापित</w:t>
+              <w:t>SOCCA (M.Sc. D.S.)</w:t>
+            </w:r>
+          </w:p>
+        </w:tc>
+      </w:tr>
+      <w:tr>
+        <w:tc>
+          <w:tcPr>
+            <w:tcW w:type="dxa" w:w="2016"/>
+            <w:shd w:fill="F1F5F9"/>
+          </w:tcPr>
+          <w:p>
+            <w:pPr>
+              <w:spacing w:before="40" w:after="40"/>
+            </w:pPr>
+            <w:r>
+              <w:rPr>
+                <w:rFonts w:ascii="Segoe UI" w:hAnsi="Segoe UI"/>
+                <w:b/>
+                <w:color w:val="0A2540"/>
+                <w:sz w:val="17"/>
+              </w:rPr>
+              <w:t>प्रोजेक्ट मार्गदर्शक</w:t>
+            </w:r>
+          </w:p>
+        </w:tc>
+        <w:tc>
+          <w:tcPr>
+            <w:tcW w:type="dxa" w:w="3168"/>
+            <w:shd w:fill="F8FAFC"/>
+          </w:tcPr>
+          <w:p>
+            <w:pPr>
+              <w:spacing w:before="40" w:after="40"/>
+            </w:pPr>
+            <w:r>
+              <w:rPr>
+                <w:rFonts w:ascii="Segoe UI" w:hAnsi="Segoe UI"/>
+                <w:color w:val="1E293B"/>
+                <w:sz w:val="17"/>
+              </w:rPr>
+              <w:t>श्री केतन नकुम (Mr. Ketan Nakum)</w:t>
+            </w:r>
+          </w:p>
+        </w:tc>
+        <w:tc>
+          <w:tcPr>
+            <w:tcW w:type="dxa" w:w="1872"/>
+            <w:shd w:fill="F1F5F9"/>
+          </w:tcPr>
+          <w:p>
+            <w:pPr>
+              <w:spacing w:before="40" w:after="40"/>
+            </w:pPr>
+            <w:r>
+              <w:rPr>
+                <w:rFonts w:ascii="Segoe UI" w:hAnsi="Segoe UI"/>
+                <w:b/>
+                <w:color w:val="0A2540"/>
+                <w:sz w:val="17"/>
+              </w:rPr>
+              <w:t>विभाग</w:t>
+            </w:r>
+          </w:p>
+        </w:tc>
+        <w:tc>
+          <w:tcPr>
+            <w:tcW w:type="dxa" w:w="2304"/>
+            <w:shd w:fill="F8FAFC"/>
+          </w:tcPr>
+          <w:p>
+            <w:pPr>
+              <w:spacing w:before="40" w:after="40"/>
+            </w:pPr>
+            <w:r>
+              <w:rPr>
+                <w:rFonts w:ascii="Segoe UI" w:hAnsi="Segoe UI"/>
+                <w:color w:val="1E293B"/>
+                <w:sz w:val="17"/>
+              </w:rPr>
+              <w:t>SOCCA (M.Sc. D.S.)</w:t>
             </w:r>
           </w:p>
         </w:tc>
@@ -215,7 +297,7 @@
     </w:tbl>
     <w:p>
       <w:pPr>
-        <w:spacing w:before="240" w:after="160"/>
+        <w:spacing w:before="200" w:after="160"/>
       </w:pPr>
     </w:p>
     <w:p>
@@ -1360,7 +1442,7 @@
           <w:color w:val="1E293B"/>
           <w:sz w:val="20"/>
         </w:rPr>
-        <w:t xml:space="preserve"> टॉप नेविगेशन बार, बहुभाषी नियंत्रण (हिंदी, गुजराती, अंग्रेजी), डार्क मोड टॉगल और 5 मुख्य पैनलों का प्रबंधन करता है।</w:t>
+        <w:t xml:space="preserve"> टॉप नेविगेशन बार, बहुभाषी नियंत्रण (हिंदी, गुजराती, अंग्रेजी), डार्क मोड टॉगल और 5 मुख्य पैनलों का प्रबंधन। इसमें मरीज डेमोग्राफिक्स (उम्र, लिंग, राज्य, ऊंचाई, वजन, ब्लड ग्रुप: A+, A-, B+, B-, AB+, AB-, O+, O-, अज्ञात) और फैमिली प्रोफाइल ऑटो-फिल शामिल है।</w:t>
       </w:r>
     </w:p>
     <w:p>
@@ -1384,7 +1466,7 @@
           <w:color w:val="1E293B"/>
           <w:sz w:val="20"/>
         </w:rPr>
-        <w:t xml:space="preserve"> 280 लक्षणों का फोनेटिक नॉर्मलाइज़र, साक्ष्य पृथक्करण गेट, 50-ट्री रैंडम फॉरेस्ट मॉडल और RF001-RF035 रेड फ्लैग गेट्स।</w:t>
+        <w:t xml:space="preserve"> 280 लक्षणों का फोनेटिक नॉर्मलाइज़र, साक्ष्य पृथक्करण गेट, 50-ट्री रैंडम फॉरेस्ट (97.58% सटीकता), RF001-RF035 रेड फ्लैग गेट्स और त्रि-स्तरीय परामर्श इंजन (दवा, आहार, योग, कारण)।</w:t>
       </w:r>
     </w:p>
     <w:p>
@@ -1408,7 +1490,7 @@
           <w:color w:val="1E293B"/>
           <w:sz w:val="20"/>
         </w:rPr>
-        <w:t xml:space="preserve"> OpenCV इमेज क्लीनर, Tesseract व Gemini Vision द्वारा डॉक्टर पर्ची और CBC/LFT ब्लड रिपोर्ट का सटीक विश्लेषण।</w:t>
+        <w:t xml:space="preserve"> Gemini Vision व Tesseract द्वारा डॉक्टर पर्ची, CBC/LFT/Lipid/KFT ब्लड रिपोर्ट व रेडियोलॉजी का विश्लेषण और आम भाषा में सारांश।</w:t>
       </w:r>
     </w:p>
     <w:p>
@@ -1432,7 +1514,7 @@
           <w:color w:val="1E293B"/>
           <w:sz w:val="20"/>
         </w:rPr>
-        <w:t xml:space="preserve"> 225+ PHC का डेटा अंतर्ग्रहण, WAPE 6.53% मांग पूर्वानुमानकर्ता, DOIR स्टॉकआउट डिटेक्टर और लीनियर ट्रांसफर सॉल्वर।</w:t>
+        <w:t xml:space="preserve"> 225+ PHC का डेटा अंतर्ग्रहण, WAPE 6.53% मांग पूर्वानुमानकर्ता, DOIR स्टॉकआउट डिटेक्टर और लीनियर ट्रांसफर सॉल्वर (केवल एडमिन हेतु)।</w:t>
       </w:r>
     </w:p>
     <w:p>
@@ -1456,7 +1538,7 @@
           <w:color w:val="1E293B"/>
           <w:sz w:val="20"/>
         </w:rPr>
-        <w:t xml:space="preserve"> DailyMed, OpenFDA, WHO ICD-11, BioPortal और Overpass के साथ सुरक्षित व लचीला संपर्क।</w:t>
+        <w:t xml:space="preserve"> DailyMed, OpenFDA, WHO ICD-11, BioPortal और Overpass (1 से 25 किमी दायरा) के साथ सुरक्षित संपर्क।</w:t>
       </w:r>
     </w:p>
     <w:p>
@@ -1480,7 +1562,7 @@
           <w:color w:val="1E293B"/>
           <w:sz w:val="20"/>
         </w:rPr>
-        <w:t xml:space="preserve"> स्थानीय SQLite डेटाबेस, Supabase PostgreSQL Row-Level Security और BigQuery डेटा लेक।</w:t>
+        <w:t xml:space="preserve"> स्थानीय एन्क्रिप्टेड SQLite डेटाबेस, Supabase PostgreSQL Row-Level Security और BigQuery क्लाउड सिंक।</w:t>
       </w:r>
     </w:p>
     <w:p>
@@ -1823,7 +1905,7 @@
         <w:color w:val="64748B"/>
         <w:sz w:val="16"/>
       </w:rPr>
-      <w:t>DocMindX AI Platform | Enterprise Clinical Health Intelligence | Confidential &amp; Proprietary</w:t>
+      <w:t>DocMindX AI Platform | SOCCA (M.Sc. D.S.) | Mentor: Mr. Ketan Nakum | Production Verified</w:t>
     </w:r>
   </w:p>
 </w:ftr>
